--- a/klagomål/A 37299-2026 FSC-klagomål.docx
+++ b/klagomål/A 37299-2026 FSC-klagomål.docx
@@ -178,7 +178,7 @@
       <w:r>
         <w:drawing>
           <wp:inline xmlns:a="http://schemas.openxmlformats.org/drawingml/2006/main" xmlns:pic="http://schemas.openxmlformats.org/drawingml/2006/picture">
-            <wp:extent cx="5486400" cy="5556158"/>
+            <wp:extent cx="5486400" cy="5674936"/>
             <wp:docPr id="1" name="Picture 1"/>
             <wp:cNvGraphicFramePr>
               <a:graphicFrameLocks noChangeAspect="1"/>
@@ -199,7 +199,7 @@
                   <pic:spPr>
                     <a:xfrm>
                       <a:off x="0" y="0"/>
-                      <a:ext cx="5486400" cy="5556158"/>
+                      <a:ext cx="5486400" cy="5674936"/>
                     </a:xfrm>
                     <a:prstGeom prst="rect"/>
                   </pic:spPr>
@@ -216,12 +216,12 @@
         <w:spacing w:after="240"/>
       </w:pPr>
       <w:r>
-        <w:t>Figur 1. Fyndplatser för naturvårdsarter i och inom 2 meter från avverkningsanmälan. Markörer utan svart kant är placerade på fyndplatsen. Markörer med svart kant är placerade vid sidan av fyndplatsen och har ett svart streck som visar fyndplatsens exakta position. Kartans mittpunktskoordinat är N 7211610, E 708078 i SWEREF 99 TM.</w:t>
+        <w:t>Figur 1. Fyndplatser för naturvårdsarter i och inom 18 meter från avverkningsanmälan. Markörer utan svart kant är placerade på fyndplatsen. Markörer med svart kant är placerade vid sidan av fyndplatsen och har ett svart streck som visar fyndplatsens exakta position. Kartans mittpunktskoordinat är N 7211610, E 708078 i SWEREF 99 TM.</w:t>
       </w:r>
     </w:p>
     <w:p>
       <w:r>
-        <w:t>I och inom 2 meter från avverkningsanmälan finns fynd av 5 naturvårdsarter, varav 4 är rödlistade, 2 är fridlysta och 5 är typiska (T): garnlav (VU, T), gammelgransskål (NT, T), tretåig hackspett (NT, T, §4), ullticka (NT, T) och spillkråka (T, §4). Se Figur 1.</w:t>
+        <w:t>I och inom 18 meter från avverkningsanmälan finns fynd av 6 naturvårdsarter, varav 5 är rödlistade, 2 är fridlysta och 5 är typiska (T): garnlav (VU, T), sprickporing (VU), gammelgransskål (NT, T), tretåig hackspett (NT, T, §4), ullticka (NT, T) och spillkråka (T, §4). Se Figur 1.</w:t>
       </w:r>
     </w:p>
     <w:p>
@@ -281,6 +281,17 @@
         <w:rPr>
           <w:b/>
         </w:rPr>
+        <w:t>Sprickporing (VU)</w:t>
+      </w:r>
+      <w:r>
+        <w:t>, rödlistad som sårbar, är en sällsynt art som växer på senvuxen gran i lågproduktiva miljöer, ett substrat som nybildas i mycket liten skala i modern produktionsskog. Arten bedöms ha minskat kraftigt, med mer än 30 % över de senaste 20 åren, huvudsakligen på grund av slutavverkningar. I bestånd där arten förekommer måste skogsbruk undvikas. Fler av artens lokaler bör skyddas (SLU Artdatabanken, 2024).</w:t>
+      </w:r>
+    </w:p>
+    <w:p>
+      <w:r>
+        <w:rPr>
+          <w:b/>
+        </w:rPr>
         <w:t>Gammelgransskål (NT)</w:t>
       </w:r>
       <w:r>
@@ -516,7 +527,7 @@
         <w:rPr>
           <w:i/>
         </w:rPr>
-        <w:t>I det avverkningsanmälda skogsområdet har 5 naturvårdsarter varav 4 rödlistade arter sina livsmiljöer och växtplatser.</w:t>
+        <w:t>I det avverkningsanmälda skogsområdet har 6 naturvårdsarter varav 5 rödlistade arter sina livsmiljöer och växtplatser.</w:t>
       </w:r>
     </w:p>
     <w:p>
@@ -1117,7 +1128,7 @@
     <w:r>
       <w:tab/>
       <w:tab/>
-      <w:t>2026-10-09</w:t>
+      <w:t>2026-10-10</w:t>
       <w:br/>
       <w:br/>
     </w:r>

--- a/klagomål/A 37299-2026 FSC-klagomål.docx
+++ b/klagomål/A 37299-2026 FSC-klagomål.docx
@@ -1128,7 +1128,7 @@
     <w:r>
       <w:tab/>
       <w:tab/>
-      <w:t>2026-10-10</w:t>
+      <w:t>2026-10-11</w:t>
       <w:br/>
       <w:br/>
     </w:r>

--- a/klagomål/A 37299-2026 FSC-klagomål.docx
+++ b/klagomål/A 37299-2026 FSC-klagomål.docx
@@ -1128,7 +1128,7 @@
     <w:r>
       <w:tab/>
       <w:tab/>
-      <w:t>2026-10-11</w:t>
+      <w:t>2026-10-12</w:t>
       <w:br/>
       <w:br/>
     </w:r>

--- a/klagomål/A 37299-2026 FSC-klagomål.docx
+++ b/klagomål/A 37299-2026 FSC-klagomål.docx
@@ -1128,7 +1128,7 @@
     <w:r>
       <w:tab/>
       <w:tab/>
-      <w:t>2026-10-12</w:t>
+      <w:t>2026-10-13</w:t>
       <w:br/>
       <w:br/>
     </w:r>

--- a/klagomål/A 37299-2026 FSC-klagomål.docx
+++ b/klagomål/A 37299-2026 FSC-klagomål.docx
@@ -1128,7 +1128,7 @@
     <w:r>
       <w:tab/>
       <w:tab/>
-      <w:t>2026-10-13</w:t>
+      <w:t>2026-10-14</w:t>
       <w:br/>
       <w:br/>
     </w:r>

--- a/klagomål/A 37299-2026 FSC-klagomål.docx
+++ b/klagomål/A 37299-2026 FSC-klagomål.docx
@@ -1128,7 +1128,7 @@
     <w:r>
       <w:tab/>
       <w:tab/>
-      <w:t>2026-10-14</w:t>
+      <w:t>2026-10-15</w:t>
       <w:br/>
       <w:br/>
     </w:r>

--- a/klagomål/A 37299-2026 FSC-klagomål.docx
+++ b/klagomål/A 37299-2026 FSC-klagomål.docx
@@ -1128,7 +1128,7 @@
     <w:r>
       <w:tab/>
       <w:tab/>
-      <w:t>2026-10-15</w:t>
+      <w:t>2026-10-16</w:t>
       <w:br/>
       <w:br/>
     </w:r>

--- a/klagomål/A 37299-2026 FSC-klagomål.docx
+++ b/klagomål/A 37299-2026 FSC-klagomål.docx
@@ -1128,7 +1128,7 @@
     <w:r>
       <w:tab/>
       <w:tab/>
-      <w:t>2026-10-16</w:t>
+      <w:t>2026-10-17</w:t>
       <w:br/>
       <w:br/>
     </w:r>

--- a/klagomål/A 37299-2026 FSC-klagomål.docx
+++ b/klagomål/A 37299-2026 FSC-klagomål.docx
@@ -1128,7 +1128,7 @@
     <w:r>
       <w:tab/>
       <w:tab/>
-      <w:t>2026-10-17</w:t>
+      <w:t>2026-10-18</w:t>
       <w:br/>
       <w:br/>
     </w:r>

--- a/klagomål/A 37299-2026 FSC-klagomål.docx
+++ b/klagomål/A 37299-2026 FSC-klagomål.docx
@@ -1128,7 +1128,7 @@
     <w:r>
       <w:tab/>
       <w:tab/>
-      <w:t>2026-10-18</w:t>
+      <w:t>2026-10-19</w:t>
       <w:br/>
       <w:br/>
     </w:r>

--- a/klagomål/A 37299-2026 FSC-klagomål.docx
+++ b/klagomål/A 37299-2026 FSC-klagomål.docx
@@ -1128,7 +1128,7 @@
     <w:r>
       <w:tab/>
       <w:tab/>
-      <w:t>2026-10-19</w:t>
+      <w:t>2026-10-20</w:t>
       <w:br/>
       <w:br/>
     </w:r>

--- a/klagomål/A 37299-2026 FSC-klagomål.docx
+++ b/klagomål/A 37299-2026 FSC-klagomål.docx
@@ -1128,7 +1128,7 @@
     <w:r>
       <w:tab/>
       <w:tab/>
-      <w:t>2026-10-20</w:t>
+      <w:t>2026-10-21</w:t>
       <w:br/>
       <w:br/>
     </w:r>

--- a/klagomål/A 37299-2026 FSC-klagomål.docx
+++ b/klagomål/A 37299-2026 FSC-klagomål.docx
@@ -1128,7 +1128,7 @@
     <w:r>
       <w:tab/>
       <w:tab/>
-      <w:t>2026-10-21</w:t>
+      <w:t>2026-10-22</w:t>
       <w:br/>
       <w:br/>
     </w:r>

--- a/klagomål/A 37299-2026 FSC-klagomål.docx
+++ b/klagomål/A 37299-2026 FSC-klagomål.docx
@@ -1128,7 +1128,7 @@
     <w:r>
       <w:tab/>
       <w:tab/>
-      <w:t>2026-10-22</w:t>
+      <w:t>2026-10-23</w:t>
       <w:br/>
       <w:br/>
     </w:r>

--- a/klagomål/A 37299-2026 FSC-klagomål.docx
+++ b/klagomål/A 37299-2026 FSC-klagomål.docx
@@ -1128,7 +1128,7 @@
     <w:r>
       <w:tab/>
       <w:tab/>
-      <w:t>2026-10-23</w:t>
+      <w:t>2026-10-24</w:t>
       <w:br/>
       <w:br/>
     </w:r>

--- a/klagomål/A 37299-2026 FSC-klagomål.docx
+++ b/klagomål/A 37299-2026 FSC-klagomål.docx
@@ -1128,7 +1128,7 @@
     <w:r>
       <w:tab/>
       <w:tab/>
-      <w:t>2026-10-24</w:t>
+      <w:t>2026-10-25</w:t>
       <w:br/>
       <w:br/>
     </w:r>

--- a/klagomål/A 37299-2026 FSC-klagomål.docx
+++ b/klagomål/A 37299-2026 FSC-klagomål.docx
@@ -1128,7 +1128,7 @@
     <w:r>
       <w:tab/>
       <w:tab/>
-      <w:t>2026-10-25</w:t>
+      <w:t>2026-10-26</w:t>
       <w:br/>
       <w:br/>
     </w:r>

--- a/klagomål/A 37299-2026 FSC-klagomål.docx
+++ b/klagomål/A 37299-2026 FSC-klagomål.docx
@@ -1128,7 +1128,7 @@
     <w:r>
       <w:tab/>
       <w:tab/>
-      <w:t>2026-10-26</w:t>
+      <w:t>2026-10-27</w:t>
       <w:br/>
       <w:br/>
     </w:r>

--- a/klagomål/A 37299-2026 FSC-klagomål.docx
+++ b/klagomål/A 37299-2026 FSC-klagomål.docx
@@ -1128,7 +1128,7 @@
     <w:r>
       <w:tab/>
       <w:tab/>
-      <w:t>2026-10-27</w:t>
+      <w:t>2026-10-28</w:t>
       <w:br/>
       <w:br/>
     </w:r>

--- a/klagomål/A 37299-2026 FSC-klagomål.docx
+++ b/klagomål/A 37299-2026 FSC-klagomål.docx
@@ -1128,7 +1128,7 @@
     <w:r>
       <w:tab/>
       <w:tab/>
-      <w:t>2026-10-28</w:t>
+      <w:t>2026-10-29</w:t>
       <w:br/>
       <w:br/>
     </w:r>

--- a/klagomål/A 37299-2026 FSC-klagomål.docx
+++ b/klagomål/A 37299-2026 FSC-klagomål.docx
@@ -1128,7 +1128,7 @@
     <w:r>
       <w:tab/>
       <w:tab/>
-      <w:t>2026-10-29</w:t>
+      <w:t>2026-10-31</w:t>
       <w:br/>
       <w:br/>
     </w:r>
